--- a/livro-o-medico-e-o-executivo/formatado/recomeco.docx
+++ b/livro-o-medico-e-o-executivo/formatado/recomeco.docx
@@ -885,7 +885,7 @@
         <w:jc w:val="both"/>
       </w:pPr>
       <w:r>
-        <w:t>Eu termino a minha parte deste livro com cinquenta e tantos anos, cinco escritórios, uma pós-graduação em Direito Tributário, um bacharelado em Teologia e sete falências nas costas.</w:t>
+        <w:t>Eu termino a minha parte deste livro com cinquenta e três anos, cinco escritórios, uma pós-graduação em Direito Tributário, um bacharelado em Teologia e sete falências nas costas.</w:t>
       </w:r>
     </w:p>
     <w:p>
